--- a/小组报告_规范版.docx
+++ b/小组报告_规范版.docx
@@ -931,8 +931,13 @@
             </w:rPr>
             <w:t>目</w:t>
           </w:r>
-          <w:bookmarkStart w:id="0" w:name="_GoBack"/>
-          <w:bookmarkEnd w:id="0"/>
+          <w:r>
+            <w:rPr>
+              <w:rFonts w:ascii="宋体" w:eastAsia="宋体" w:hAnsi="宋体" w:hint="eastAsia"/>
+              <w:lang w:val="zh-CN" w:eastAsia="zh-CN"/>
+            </w:rPr>
+            <w:t>【怕。；</w:t>
+          </w:r>
           <w:r>
             <w:rPr>
               <w:rFonts w:ascii="微软雅黑" w:eastAsia="微软雅黑" w:hAnsi="微软雅黑" w:cs="微软雅黑" w:hint="eastAsia"/>
@@ -2095,7 +2100,25 @@
                 <w:noProof/>
                 <w:lang w:eastAsia="zh-CN"/>
               </w:rPr>
-              <w:t>3.6.1  数据加载测试</w:t>
+              <w:t>3.6.1  数据</w:t>
+            </w:r>
+            <w:r>
+              <w:rPr>
+                <w:rStyle w:val="aff9"/>
+                <w:rFonts w:ascii="黑体" w:eastAsia="黑体" w:hAnsi="黑体"/>
+                <w:noProof/>
+                <w:lang w:eastAsia="zh-CN"/>
+              </w:rPr>
+              <w:t>加</w:t>
+            </w:r>
+            <w:r>
+              <w:rPr>
+                <w:rStyle w:val="aff9"/>
+                <w:rFonts w:ascii="黑体" w:eastAsia="黑体" w:hAnsi="黑体"/>
+                <w:noProof/>
+                <w:lang w:eastAsia="zh-CN"/>
+              </w:rPr>
+              <w:t>载测试</w:t>
             </w:r>
             <w:r>
               <w:rPr>
@@ -2473,7 +2496,7 @@
           <w:lang w:eastAsia="zh-CN"/>
         </w:rPr>
       </w:pPr>
-      <w:bookmarkStart w:id="1" w:name="_Toc233729754"/>
+      <w:bookmarkStart w:id="0" w:name="_Toc233729754"/>
       <w:r>
         <w:rPr>
           <w:rFonts w:ascii="黑体" w:eastAsia="黑体" w:hAnsi="黑体"/>
@@ -2482,7 +2505,7 @@
         <w:lastRenderedPageBreak/>
         <w:t>1  课程设计目的</w:t>
       </w:r>
-      <w:bookmarkEnd w:id="1"/>
+      <w:bookmarkEnd w:id="0"/>
     </w:p>
     <w:p>
       <w:pPr>
@@ -2589,7 +2612,7 @@
           <w:lang w:eastAsia="zh-CN"/>
         </w:rPr>
       </w:pPr>
-      <w:bookmarkStart w:id="2" w:name="_Toc233729755"/>
+      <w:bookmarkStart w:id="1" w:name="_Toc233729755"/>
       <w:r>
         <w:rPr>
           <w:rFonts w:ascii="黑体" w:eastAsia="黑体" w:hAnsi="黑体"/>
@@ -2598,7 +2621,7 @@
         <w:lastRenderedPageBreak/>
         <w:t>2  功能需求说明</w:t>
       </w:r>
-      <w:bookmarkEnd w:id="2"/>
+      <w:bookmarkEnd w:id="1"/>
     </w:p>
     <w:p>
       <w:pPr>
@@ -3581,7 +3604,7 @@
           <w:lang w:eastAsia="zh-CN"/>
         </w:rPr>
       </w:pPr>
-      <w:bookmarkStart w:id="3" w:name="_Toc233729756"/>
+      <w:bookmarkStart w:id="2" w:name="_Toc233729756"/>
       <w:r>
         <w:rPr>
           <w:rFonts w:ascii="黑体" w:eastAsia="黑体" w:hAnsi="黑体"/>
@@ -3590,159 +3613,159 @@
         <w:lastRenderedPageBreak/>
         <w:t>3  设计报告</w:t>
       </w:r>
+      <w:bookmarkEnd w:id="2"/>
+    </w:p>
+    <w:p>
+      <w:pPr>
+        <w:pStyle w:val="21"/>
+        <w:rPr>
+          <w:lang w:eastAsia="zh-CN"/>
+        </w:rPr>
+      </w:pPr>
+      <w:bookmarkStart w:id="3" w:name="_Toc233729757"/>
+      <w:r>
+        <w:rPr>
+          <w:rFonts w:ascii="黑体" w:eastAsia="黑体" w:hAnsi="黑体"/>
+          <w:lang w:eastAsia="zh-CN"/>
+        </w:rPr>
+        <w:t>3.1  问题描述</w:t>
+      </w:r>
       <w:bookmarkEnd w:id="3"/>
     </w:p>
     <w:p>
       <w:pPr>
+        <w:rPr>
+          <w:lang w:eastAsia="zh-CN"/>
+        </w:rPr>
+      </w:pPr>
+      <w:r>
+        <w:rPr>
+          <w:lang w:eastAsia="zh-CN"/>
+        </w:rPr>
+        <w:t>上海地铁目前拥有18条运营线路（含分支线、浦江线等）和超过500个站点，形成庞大而复杂的轨道交通网络。面对复杂的网络结构，传统的人工查询方式无法满足乘客快速获取出行方案以及管理人员实时调整运营状态的需求。</w:t>
+      </w:r>
+    </w:p>
+    <w:p>
+      <w:pPr>
+        <w:rPr>
+          <w:lang w:eastAsia="zh-CN"/>
+        </w:rPr>
+      </w:pPr>
+    </w:p>
+    <w:p>
+      <w:pPr>
+        <w:rPr>
+          <w:lang w:eastAsia="zh-CN"/>
+        </w:rPr>
+      </w:pPr>
+      <w:r>
+        <w:rPr>
+          <w:lang w:eastAsia="zh-CN"/>
+        </w:rPr>
+        <w:t>本次课程设计要求开发一个"地铁路径规划与运营管理系统"，解决以下问题：</w:t>
+      </w:r>
+    </w:p>
+    <w:p>
+      <w:pPr>
+        <w:rPr>
+          <w:lang w:eastAsia="zh-CN"/>
+        </w:rPr>
+      </w:pPr>
+      <w:r>
+        <w:rPr>
+          <w:lang w:eastAsia="zh-CN"/>
+        </w:rPr>
+        <w:t>1. 使用图结构对上海地铁网络进行建模：站点作为节点，站点间连接关系作为边，边的权值为运行时间。</w:t>
+      </w:r>
+    </w:p>
+    <w:p>
+      <w:pPr>
+        <w:rPr>
+          <w:lang w:eastAsia="zh-CN"/>
+        </w:rPr>
+      </w:pPr>
+      <w:r>
+        <w:rPr>
+          <w:lang w:eastAsia="zh-CN"/>
+        </w:rPr>
+        <w:t>2. 实现最短时间路径查询（含前3条）。</w:t>
+      </w:r>
+    </w:p>
+    <w:p>
+      <w:pPr>
+        <w:rPr>
+          <w:lang w:eastAsia="zh-CN"/>
+        </w:rPr>
+      </w:pPr>
+      <w:r>
+        <w:rPr>
+          <w:lang w:eastAsia="zh-CN"/>
+        </w:rPr>
+        <w:t>3. 实现最少换乘次数路径查询（含前3条）。</w:t>
+      </w:r>
+    </w:p>
+    <w:p>
+      <w:pPr>
+        <w:rPr>
+          <w:lang w:eastAsia="zh-CN"/>
+        </w:rPr>
+      </w:pPr>
+      <w:r>
+        <w:rPr>
+          <w:lang w:eastAsia="zh-CN"/>
+        </w:rPr>
+        <w:t>4. 支持站点开启/关闭状态的动态管理，包含CSV批量更新、手工更新、恢复初始状态等。</w:t>
+      </w:r>
+    </w:p>
+    <w:p>
+      <w:pPr>
+        <w:rPr>
+          <w:lang w:eastAsia="zh-CN"/>
+        </w:rPr>
+      </w:pPr>
+      <w:r>
+        <w:rPr>
+          <w:lang w:eastAsia="zh-CN"/>
+        </w:rPr>
+        <w:t>5. 提供多级菜单交互界面，支持模糊查询站点、显示线路详情、关闭站点影响分析等功能。</w:t>
+      </w:r>
+    </w:p>
+    <w:p>
+      <w:pPr>
+        <w:rPr>
+          <w:lang w:eastAsia="zh-CN"/>
+        </w:rPr>
+      </w:pPr>
+    </w:p>
+    <w:p>
+      <w:pPr>
+        <w:rPr>
+          <w:lang w:eastAsia="zh-CN"/>
+        </w:rPr>
+      </w:pPr>
+      <w:r>
+        <w:rPr>
+          <w:lang w:eastAsia="zh-CN"/>
+        </w:rPr>
+        <w:t>数据规模：需处理约525个站点、1226条有向边，站点ID范围为1~416，运行时间统一按5分钟计算。</w:t>
+      </w:r>
+    </w:p>
+    <w:p>
+      <w:pPr>
         <w:pStyle w:val="21"/>
         <w:rPr>
           <w:lang w:eastAsia="zh-CN"/>
         </w:rPr>
       </w:pPr>
-      <w:bookmarkStart w:id="4" w:name="_Toc233729757"/>
+      <w:bookmarkStart w:id="4" w:name="_Toc233729758"/>
       <w:r>
         <w:rPr>
           <w:rFonts w:ascii="黑体" w:eastAsia="黑体" w:hAnsi="黑体"/>
           <w:lang w:eastAsia="zh-CN"/>
         </w:rPr>
-        <w:t>3.1  问题描述</w:t>
+        <w:t>3.2  内容提要</w:t>
       </w:r>
       <w:bookmarkEnd w:id="4"/>
-    </w:p>
-    <w:p>
-      <w:pPr>
-        <w:rPr>
-          <w:lang w:eastAsia="zh-CN"/>
-        </w:rPr>
-      </w:pPr>
-      <w:r>
-        <w:rPr>
-          <w:lang w:eastAsia="zh-CN"/>
-        </w:rPr>
-        <w:t>上海地铁目前拥有18条运营线路（含分支线、浦江线等）和超过500个站点，形成庞大而复杂的轨道交通网络。面对复杂的网络结构，传统的人工查询方式无法满足乘客快速获取出行方案以及管理人员实时调整运营状态的需求。</w:t>
-      </w:r>
-    </w:p>
-    <w:p>
-      <w:pPr>
-        <w:rPr>
-          <w:lang w:eastAsia="zh-CN"/>
-        </w:rPr>
-      </w:pPr>
-    </w:p>
-    <w:p>
-      <w:pPr>
-        <w:rPr>
-          <w:lang w:eastAsia="zh-CN"/>
-        </w:rPr>
-      </w:pPr>
-      <w:r>
-        <w:rPr>
-          <w:lang w:eastAsia="zh-CN"/>
-        </w:rPr>
-        <w:t>本次课程设计要求开发一个"地铁路径规划与运营管理系统"，解决以下问题：</w:t>
-      </w:r>
-    </w:p>
-    <w:p>
-      <w:pPr>
-        <w:rPr>
-          <w:lang w:eastAsia="zh-CN"/>
-        </w:rPr>
-      </w:pPr>
-      <w:r>
-        <w:rPr>
-          <w:lang w:eastAsia="zh-CN"/>
-        </w:rPr>
-        <w:t>1. 使用图结构对上海地铁网络进行建模：站点作为节点，站点间连接关系作为边，边的权值为运行时间。</w:t>
-      </w:r>
-    </w:p>
-    <w:p>
-      <w:pPr>
-        <w:rPr>
-          <w:lang w:eastAsia="zh-CN"/>
-        </w:rPr>
-      </w:pPr>
-      <w:r>
-        <w:rPr>
-          <w:lang w:eastAsia="zh-CN"/>
-        </w:rPr>
-        <w:t>2. 实现最短时间路径查询（含前3条）。</w:t>
-      </w:r>
-    </w:p>
-    <w:p>
-      <w:pPr>
-        <w:rPr>
-          <w:lang w:eastAsia="zh-CN"/>
-        </w:rPr>
-      </w:pPr>
-      <w:r>
-        <w:rPr>
-          <w:lang w:eastAsia="zh-CN"/>
-        </w:rPr>
-        <w:t>3. 实现最少换乘次数路径查询（含前3条）。</w:t>
-      </w:r>
-    </w:p>
-    <w:p>
-      <w:pPr>
-        <w:rPr>
-          <w:lang w:eastAsia="zh-CN"/>
-        </w:rPr>
-      </w:pPr>
-      <w:r>
-        <w:rPr>
-          <w:lang w:eastAsia="zh-CN"/>
-        </w:rPr>
-        <w:t>4. 支持站点开启/关闭状态的动态管理，包含CSV批量更新、手工更新、恢复初始状态等。</w:t>
-      </w:r>
-    </w:p>
-    <w:p>
-      <w:pPr>
-        <w:rPr>
-          <w:lang w:eastAsia="zh-CN"/>
-        </w:rPr>
-      </w:pPr>
-      <w:r>
-        <w:rPr>
-          <w:lang w:eastAsia="zh-CN"/>
-        </w:rPr>
-        <w:t>5. 提供多级菜单交互界面，支持模糊查询站点、显示线路详情、关闭站点影响分析等功能。</w:t>
-      </w:r>
-    </w:p>
-    <w:p>
-      <w:pPr>
-        <w:rPr>
-          <w:lang w:eastAsia="zh-CN"/>
-        </w:rPr>
-      </w:pPr>
-    </w:p>
-    <w:p>
-      <w:pPr>
-        <w:rPr>
-          <w:lang w:eastAsia="zh-CN"/>
-        </w:rPr>
-      </w:pPr>
-      <w:r>
-        <w:rPr>
-          <w:lang w:eastAsia="zh-CN"/>
-        </w:rPr>
-        <w:t>数据规模：需处理约525个站点、1226条有向边，站点ID范围为1~416，运行时间统一按5分钟计算。</w:t>
-      </w:r>
-    </w:p>
-    <w:p>
-      <w:pPr>
-        <w:pStyle w:val="21"/>
-        <w:rPr>
-          <w:lang w:eastAsia="zh-CN"/>
-        </w:rPr>
-      </w:pPr>
-      <w:bookmarkStart w:id="5" w:name="_Toc233729758"/>
-      <w:r>
-        <w:rPr>
-          <w:rFonts w:ascii="黑体" w:eastAsia="黑体" w:hAnsi="黑体"/>
-          <w:lang w:eastAsia="zh-CN"/>
-        </w:rPr>
-        <w:t>3.2  内容提要</w:t>
-      </w:r>
-      <w:bookmarkEnd w:id="5"/>
     </w:p>
     <w:p>
       <w:pPr>
@@ -4932,7 +4955,7 @@
           <w:lang w:eastAsia="zh-CN"/>
         </w:rPr>
       </w:pPr>
-      <w:bookmarkStart w:id="6" w:name="_Toc233729759"/>
+      <w:bookmarkStart w:id="5" w:name="_Toc233729759"/>
       <w:r>
         <w:rPr>
           <w:rFonts w:ascii="黑体" w:eastAsia="黑体" w:hAnsi="黑体"/>
@@ -4941,7 +4964,7 @@
         <w:lastRenderedPageBreak/>
         <w:t>3.3  程序模块设计</w:t>
       </w:r>
-      <w:bookmarkEnd w:id="6"/>
+      <w:bookmarkEnd w:id="5"/>
     </w:p>
     <w:p>
       <w:pPr>
@@ -5239,7 +5262,7 @@
             <o:lock v:ext="edit" aspectratio="t"/>
           </v:shapetype>
           <v:shape id="_x0000_i1025" type="#_x0000_t75" style="width:327.95pt;height:339.2pt">
-            <v:imagedata r:id="rId6" o:title="1"/>
+            <v:imagedata r:id="rId8" o:title="1"/>
           </v:shape>
         </w:pict>
       </w:r>
@@ -5251,7 +5274,7 @@
           <w:lang w:eastAsia="zh-CN"/>
         </w:rPr>
       </w:pPr>
-      <w:bookmarkStart w:id="7" w:name="_Toc233729760"/>
+      <w:bookmarkStart w:id="6" w:name="_Toc233729760"/>
       <w:r>
         <w:rPr>
           <w:rFonts w:ascii="黑体" w:eastAsia="黑体" w:hAnsi="黑体"/>
@@ -5260,37 +5283,37 @@
         <w:lastRenderedPageBreak/>
         <w:t>3.4  算法实现</w:t>
       </w:r>
+      <w:bookmarkEnd w:id="6"/>
+    </w:p>
+    <w:p>
+      <w:pPr>
+        <w:rPr>
+          <w:lang w:eastAsia="zh-CN"/>
+        </w:rPr>
+      </w:pPr>
+      <w:r>
+        <w:rPr>
+          <w:lang w:eastAsia="zh-CN"/>
+        </w:rPr>
+        <w:t>由于功能模块较多，下面通过逐步提问与实现的方式，详细展示核心算法的实现过程。</w:t>
+      </w:r>
+    </w:p>
+    <w:p>
+      <w:pPr>
+        <w:pStyle w:val="31"/>
+        <w:rPr>
+          <w:lang w:eastAsia="zh-CN"/>
+        </w:rPr>
+      </w:pPr>
+      <w:bookmarkStart w:id="7" w:name="_Toc233729761"/>
+      <w:r>
+        <w:rPr>
+          <w:rFonts w:ascii="黑体" w:eastAsia="黑体" w:hAnsi="黑体"/>
+          <w:lang w:eastAsia="zh-CN"/>
+        </w:rPr>
+        <w:t>3.4.1  数据加载模块实现</w:t>
+      </w:r>
       <w:bookmarkEnd w:id="7"/>
-    </w:p>
-    <w:p>
-      <w:pPr>
-        <w:rPr>
-          <w:lang w:eastAsia="zh-CN"/>
-        </w:rPr>
-      </w:pPr>
-      <w:r>
-        <w:rPr>
-          <w:lang w:eastAsia="zh-CN"/>
-        </w:rPr>
-        <w:t>由于功能模块较多，下面通过逐步提问与实现的方式，详细展示核心算法的实现过程。</w:t>
-      </w:r>
-    </w:p>
-    <w:p>
-      <w:pPr>
-        <w:pStyle w:val="31"/>
-        <w:rPr>
-          <w:lang w:eastAsia="zh-CN"/>
-        </w:rPr>
-      </w:pPr>
-      <w:bookmarkStart w:id="8" w:name="_Toc233729761"/>
-      <w:r>
-        <w:rPr>
-          <w:rFonts w:ascii="黑体" w:eastAsia="黑体" w:hAnsi="黑体"/>
-          <w:lang w:eastAsia="zh-CN"/>
-        </w:rPr>
-        <w:t>3.4.1  数据加载模块实现</w:t>
-      </w:r>
-      <w:bookmarkEnd w:id="8"/>
     </w:p>
     <w:p>
       <w:pPr>
@@ -5681,7 +5704,7 @@
           <w:lang w:eastAsia="zh-CN"/>
         </w:rPr>
       </w:pPr>
-      <w:bookmarkStart w:id="9" w:name="_Toc233729762"/>
+      <w:bookmarkStart w:id="8" w:name="_Toc233729762"/>
       <w:r>
         <w:rPr>
           <w:rFonts w:ascii="黑体" w:eastAsia="黑体" w:hAnsi="黑体"/>
@@ -5689,7 +5712,7 @@
         </w:rPr>
         <w:t>3.4.2  最短时间路径规划实现</w:t>
       </w:r>
-      <w:bookmarkEnd w:id="9"/>
+      <w:bookmarkEnd w:id="8"/>
     </w:p>
     <w:p>
       <w:pPr>
@@ -6347,7 +6370,7 @@
         </w:rPr>
         <w:pict>
           <v:shape id="_x0000_i1026" type="#_x0000_t75" style="width:248.05pt;height:355.4pt">
-            <v:imagedata r:id="rId7" o:title="2"/>
+            <v:imagedata r:id="rId9" o:title="2"/>
           </v:shape>
         </w:pict>
       </w:r>
@@ -6359,7 +6382,7 @@
           <w:lang w:eastAsia="zh-CN"/>
         </w:rPr>
       </w:pPr>
-      <w:bookmarkStart w:id="10" w:name="_Toc233729763"/>
+      <w:bookmarkStart w:id="9" w:name="_Toc233729763"/>
       <w:r>
         <w:rPr>
           <w:rFonts w:ascii="黑体" w:eastAsia="黑体" w:hAnsi="黑体"/>
@@ -6368,7 +6391,7 @@
         <w:lastRenderedPageBreak/>
         <w:t>3.4.3  K条最短时间路径实现</w:t>
       </w:r>
-      <w:bookmarkEnd w:id="10"/>
+      <w:bookmarkEnd w:id="9"/>
     </w:p>
     <w:p>
       <w:pPr>
@@ -6940,7 +6963,7 @@
           <w:lang w:eastAsia="zh-CN"/>
         </w:rPr>
       </w:pPr>
-      <w:bookmarkStart w:id="11" w:name="_Toc233729764"/>
+      <w:bookmarkStart w:id="10" w:name="_Toc233729764"/>
       <w:r>
         <w:rPr>
           <w:rFonts w:ascii="黑体" w:eastAsia="黑体" w:hAnsi="黑体"/>
@@ -6948,7 +6971,7 @@
         </w:rPr>
         <w:t>3.4.4  最少换乘路径实现</w:t>
       </w:r>
-      <w:bookmarkEnd w:id="11"/>
+      <w:bookmarkEnd w:id="10"/>
     </w:p>
     <w:p>
       <w:pPr>
@@ -7374,7 +7397,7 @@
           <w:lang w:eastAsia="zh-CN"/>
         </w:rPr>
       </w:pPr>
-      <w:bookmarkStart w:id="12" w:name="_Toc233729765"/>
+      <w:bookmarkStart w:id="11" w:name="_Toc233729765"/>
       <w:r>
         <w:rPr>
           <w:rFonts w:ascii="黑体" w:eastAsia="黑体" w:hAnsi="黑体"/>
@@ -7382,7 +7405,7 @@
         </w:rPr>
         <w:t>3.4.5  站点管理模块实现</w:t>
       </w:r>
-      <w:bookmarkEnd w:id="12"/>
+      <w:bookmarkEnd w:id="11"/>
     </w:p>
     <w:p>
       <w:pPr>
@@ -7955,7 +7978,7 @@
           <w:lang w:eastAsia="zh-CN"/>
         </w:rPr>
       </w:pPr>
-      <w:bookmarkStart w:id="13" w:name="_Toc233729766"/>
+      <w:bookmarkStart w:id="12" w:name="_Toc233729766"/>
       <w:r>
         <w:rPr>
           <w:rFonts w:ascii="黑体" w:eastAsia="黑体" w:hAnsi="黑体"/>
@@ -7964,7 +7987,7 @@
         <w:lastRenderedPageBreak/>
         <w:t>3.4.6  用户交互模块实现</w:t>
       </w:r>
-      <w:bookmarkEnd w:id="13"/>
+      <w:bookmarkEnd w:id="12"/>
     </w:p>
     <w:p>
       <w:pPr>
@@ -8415,7 +8438,7 @@
           <w:lang w:eastAsia="zh-CN"/>
         </w:rPr>
       </w:pPr>
-      <w:bookmarkStart w:id="14" w:name="_Toc233729767"/>
+      <w:bookmarkStart w:id="13" w:name="_Toc233729767"/>
       <w:r>
         <w:rPr>
           <w:rFonts w:ascii="黑体" w:eastAsia="黑体" w:hAnsi="黑体"/>
@@ -8424,7 +8447,7 @@
         <w:lastRenderedPageBreak/>
         <w:t>3.5  使用示例</w:t>
       </w:r>
-      <w:bookmarkEnd w:id="14"/>
+      <w:bookmarkEnd w:id="13"/>
     </w:p>
     <w:p>
       <w:pPr>
@@ -8898,7 +8921,7 @@
           <w:lang w:eastAsia="zh-CN"/>
         </w:rPr>
       </w:pPr>
-      <w:bookmarkStart w:id="15" w:name="_Toc233729768"/>
+      <w:bookmarkStart w:id="14" w:name="_Toc233729768"/>
       <w:r>
         <w:rPr>
           <w:rFonts w:ascii="黑体" w:eastAsia="黑体" w:hAnsi="黑体"/>
@@ -8907,136 +8930,136 @@
         <w:lastRenderedPageBreak/>
         <w:t>3.6  修改与调试</w:t>
       </w:r>
+      <w:bookmarkEnd w:id="14"/>
+    </w:p>
+    <w:p>
+      <w:pPr>
+        <w:pStyle w:val="31"/>
+        <w:rPr>
+          <w:lang w:eastAsia="zh-CN"/>
+        </w:rPr>
+      </w:pPr>
+      <w:bookmarkStart w:id="15" w:name="_Toc233729769"/>
+      <w:r>
+        <w:rPr>
+          <w:rFonts w:ascii="黑体" w:eastAsia="黑体" w:hAnsi="黑体"/>
+          <w:lang w:eastAsia="zh-CN"/>
+        </w:rPr>
+        <w:t>3.6.1  数据加载测试</w:t>
+      </w:r>
       <w:bookmarkEnd w:id="15"/>
     </w:p>
     <w:p>
       <w:pPr>
+        <w:rPr>
+          <w:lang w:eastAsia="zh-CN"/>
+        </w:rPr>
+      </w:pPr>
+      <w:r>
+        <w:rPr>
+          <w:b/>
+          <w:lang w:eastAsia="zh-CN"/>
+        </w:rPr>
+        <w:t>（1）测试loadStationCSV</w:t>
+      </w:r>
+    </w:p>
+    <w:p>
+      <w:pPr>
+        <w:rPr>
+          <w:lang w:eastAsia="zh-CN"/>
+        </w:rPr>
+      </w:pPr>
+      <w:r>
+        <w:rPr>
+          <w:lang w:eastAsia="zh-CN"/>
+        </w:rPr>
+        <w:t>编写测试代码，加载Station.csv后打印前10个站点名称和状态。验证数据量（共525个站点），确保无丢失。测试结果全部通过。</w:t>
+      </w:r>
+    </w:p>
+    <w:p>
+      <w:pPr>
+        <w:rPr>
+          <w:lang w:eastAsia="zh-CN"/>
+        </w:rPr>
+      </w:pPr>
+    </w:p>
+    <w:p>
+      <w:pPr>
+        <w:rPr>
+          <w:lang w:eastAsia="zh-CN"/>
+        </w:rPr>
+      </w:pPr>
+      <w:r>
+        <w:rPr>
+          <w:b/>
+          <w:lang w:eastAsia="zh-CN"/>
+        </w:rPr>
+        <w:t>（2）测试loadEdgeCSV</w:t>
+      </w:r>
+    </w:p>
+    <w:p>
+      <w:pPr>
+        <w:rPr>
+          <w:lang w:eastAsia="zh-CN"/>
+        </w:rPr>
+      </w:pPr>
+      <w:r>
+        <w:rPr>
+          <w:lang w:eastAsia="zh-CN"/>
+        </w:rPr>
+        <w:t>加载Edge.csv后检查邻接表大小和边数量。统计共1226条有向边（双向）。测试通过。</w:t>
+      </w:r>
+    </w:p>
+    <w:p>
+      <w:pPr>
+        <w:rPr>
+          <w:lang w:eastAsia="zh-CN"/>
+        </w:rPr>
+      </w:pPr>
+    </w:p>
+    <w:p>
+      <w:pPr>
+        <w:rPr>
+          <w:lang w:eastAsia="zh-CN"/>
+        </w:rPr>
+      </w:pPr>
+      <w:r>
+        <w:rPr>
+          <w:b/>
+          <w:lang w:eastAsia="zh-CN"/>
+        </w:rPr>
+        <w:t>（3）测试buildLineStations</w:t>
+      </w:r>
+    </w:p>
+    <w:p>
+      <w:pPr>
+        <w:rPr>
+          <w:lang w:eastAsia="zh-CN"/>
+        </w:rPr>
+      </w:pPr>
+      <w:r>
+        <w:rPr>
+          <w:lang w:eastAsia="zh-CN"/>
+        </w:rPr>
+        <w:t>调用后，检查lineStations[1]（1号线）的站点顺序是否为"莘庄→外环路→莲花路→…→富锦路"，与实际顺序一致。测试通过。</w:t>
+      </w:r>
+    </w:p>
+    <w:p>
+      <w:pPr>
         <w:pStyle w:val="31"/>
         <w:rPr>
           <w:lang w:eastAsia="zh-CN"/>
         </w:rPr>
       </w:pPr>
-      <w:bookmarkStart w:id="16" w:name="_Toc233729769"/>
+      <w:bookmarkStart w:id="16" w:name="_Toc233729770"/>
       <w:r>
         <w:rPr>
           <w:rFonts w:ascii="黑体" w:eastAsia="黑体" w:hAnsi="黑体"/>
           <w:lang w:eastAsia="zh-CN"/>
         </w:rPr>
-        <w:t>3.6.1  数据加载测试</w:t>
+        <w:t>3.6.2  路径规划测试</w:t>
       </w:r>
       <w:bookmarkEnd w:id="16"/>
-    </w:p>
-    <w:p>
-      <w:pPr>
-        <w:rPr>
-          <w:lang w:eastAsia="zh-CN"/>
-        </w:rPr>
-      </w:pPr>
-      <w:r>
-        <w:rPr>
-          <w:b/>
-          <w:lang w:eastAsia="zh-CN"/>
-        </w:rPr>
-        <w:t>（1）测试loadStationCSV</w:t>
-      </w:r>
-    </w:p>
-    <w:p>
-      <w:pPr>
-        <w:rPr>
-          <w:lang w:eastAsia="zh-CN"/>
-        </w:rPr>
-      </w:pPr>
-      <w:r>
-        <w:rPr>
-          <w:lang w:eastAsia="zh-CN"/>
-        </w:rPr>
-        <w:t>编写测试代码，加载Station.csv后打印前10个站点名称和状态。验证数据量（共525个站点），确保无丢失。测试结果全部通过。</w:t>
-      </w:r>
-    </w:p>
-    <w:p>
-      <w:pPr>
-        <w:rPr>
-          <w:lang w:eastAsia="zh-CN"/>
-        </w:rPr>
-      </w:pPr>
-    </w:p>
-    <w:p>
-      <w:pPr>
-        <w:rPr>
-          <w:lang w:eastAsia="zh-CN"/>
-        </w:rPr>
-      </w:pPr>
-      <w:r>
-        <w:rPr>
-          <w:b/>
-          <w:lang w:eastAsia="zh-CN"/>
-        </w:rPr>
-        <w:t>（2）测试loadEdgeCSV</w:t>
-      </w:r>
-    </w:p>
-    <w:p>
-      <w:pPr>
-        <w:rPr>
-          <w:lang w:eastAsia="zh-CN"/>
-        </w:rPr>
-      </w:pPr>
-      <w:r>
-        <w:rPr>
-          <w:lang w:eastAsia="zh-CN"/>
-        </w:rPr>
-        <w:t>加载Edge.csv后检查邻接表大小和边数量。统计共1226条有向边（双向）。测试通过。</w:t>
-      </w:r>
-    </w:p>
-    <w:p>
-      <w:pPr>
-        <w:rPr>
-          <w:lang w:eastAsia="zh-CN"/>
-        </w:rPr>
-      </w:pPr>
-    </w:p>
-    <w:p>
-      <w:pPr>
-        <w:rPr>
-          <w:lang w:eastAsia="zh-CN"/>
-        </w:rPr>
-      </w:pPr>
-      <w:r>
-        <w:rPr>
-          <w:b/>
-          <w:lang w:eastAsia="zh-CN"/>
-        </w:rPr>
-        <w:t>（3）测试buildLineStations</w:t>
-      </w:r>
-    </w:p>
-    <w:p>
-      <w:pPr>
-        <w:rPr>
-          <w:lang w:eastAsia="zh-CN"/>
-        </w:rPr>
-      </w:pPr>
-      <w:r>
-        <w:rPr>
-          <w:lang w:eastAsia="zh-CN"/>
-        </w:rPr>
-        <w:t>调用后，检查lineStations[1]（1号线）的站点顺序是否为"莘庄→外环路→莲花路→…→富锦路"，与实际顺序一致。测试通过。</w:t>
-      </w:r>
-    </w:p>
-    <w:p>
-      <w:pPr>
-        <w:pStyle w:val="31"/>
-        <w:rPr>
-          <w:lang w:eastAsia="zh-CN"/>
-        </w:rPr>
-      </w:pPr>
-      <w:bookmarkStart w:id="17" w:name="_Toc233729770"/>
-      <w:r>
-        <w:rPr>
-          <w:rFonts w:ascii="黑体" w:eastAsia="黑体" w:hAnsi="黑体"/>
-          <w:lang w:eastAsia="zh-CN"/>
-        </w:rPr>
-        <w:t>3.6.2  路径规划测试</w:t>
-      </w:r>
-      <w:bookmarkEnd w:id="17"/>
     </w:p>
     <w:p>
       <w:pPr>
@@ -9472,7 +9495,7 @@
           <w:lang w:eastAsia="zh-CN"/>
         </w:rPr>
       </w:pPr>
-      <w:bookmarkStart w:id="18" w:name="_Toc233729771"/>
+      <w:bookmarkStart w:id="17" w:name="_Toc233729771"/>
       <w:r>
         <w:rPr>
           <w:rFonts w:ascii="黑体" w:eastAsia="黑体" w:hAnsi="黑体"/>
@@ -9480,88 +9503,90 @@
         </w:rPr>
         <w:t>3.6.3  站点管理测试</w:t>
       </w:r>
+      <w:bookmarkEnd w:id="17"/>
+    </w:p>
+    <w:p>
+      <w:pPr>
+        <w:rPr>
+          <w:lang w:eastAsia="zh-CN"/>
+        </w:rPr>
+      </w:pPr>
+      <w:r>
+        <w:rPr>
+          <w:b/>
+          <w:lang w:eastAsia="zh-CN"/>
+        </w:rPr>
+        <w:t>（1）批量更新测试</w:t>
+      </w:r>
+    </w:p>
+    <w:p>
+      <w:r>
+        <w:t>编写update_station_status.csv，包含"324,0"（关闭莘庄）、"71,1"（开启人民广场）。执行批量更新后，查看allStations状态正确修改生效。文件格式错误时，程序给出明确提示。</w:t>
+      </w:r>
+    </w:p>
+    <w:p/>
+    <w:p>
+      <w:pPr>
+        <w:rPr>
+          <w:lang w:eastAsia="zh-CN"/>
+        </w:rPr>
+      </w:pPr>
+      <w:r>
+        <w:rPr>
+          <w:b/>
+          <w:lang w:eastAsia="zh-CN"/>
+        </w:rPr>
+        <w:t>（2）恢复初始状态测试</w:t>
+      </w:r>
+    </w:p>
+    <w:p>
+      <w:pPr>
+        <w:rPr>
+          <w:lang w:eastAsia="zh-CN"/>
+        </w:rPr>
+      </w:pPr>
+      <w:r>
+        <w:rPr>
+          <w:lang w:eastAsia="zh-CN"/>
+        </w:rPr>
+        <w:t>执行恢复操作，弹出Y/N确认，选择Y后重新加载Station_init.csv，所有站点恢复为开启状态。测试通过。</w:t>
+      </w:r>
+    </w:p>
+    <w:p>
+      <w:pPr>
+        <w:rPr>
+          <w:lang w:eastAsia="zh-CN"/>
+        </w:rPr>
+      </w:pPr>
+    </w:p>
+    <w:p>
+      <w:pPr>
+        <w:rPr>
+          <w:lang w:eastAsia="zh-CN"/>
+        </w:rPr>
+      </w:pPr>
+      <w:r>
+        <w:rPr>
+          <w:b/>
+          <w:lang w:eastAsia="zh-CN"/>
+        </w:rPr>
+        <w:t>（3）模糊查询测试</w:t>
+      </w:r>
+    </w:p>
+    <w:p>
+      <w:pPr>
+        <w:rPr>
+          <w:lang w:eastAsia="zh-CN"/>
+        </w:rPr>
+      </w:pPr>
+      <w:r>
+        <w:rPr>
+          <w:lang w:eastAsia="zh-CN"/>
+        </w:rPr>
+        <w:t>输入"莘"匹配到"莘庄（1号线）"和"莘庄（5号线）"，稳定多选项选择。输入不存在的关键词，提示未匹配。</w:t>
+      </w:r>
+      <w:bookmarkStart w:id="18" w:name="_GoBack"/>
       <w:bookmarkEnd w:id="18"/>
-    </w:p>
-    <w:p>
-      <w:pPr>
-        <w:rPr>
-          <w:lang w:eastAsia="zh-CN"/>
-        </w:rPr>
-      </w:pPr>
-      <w:r>
-        <w:rPr>
-          <w:b/>
-          <w:lang w:eastAsia="zh-CN"/>
-        </w:rPr>
-        <w:t>（1）批量更新测试</w:t>
-      </w:r>
-    </w:p>
-    <w:p>
-      <w:r>
-        <w:t>编写update_station_status.csv，包含"324,0"（关闭莘庄）、"71,1"（开启人民广场）。执行批量更新后，查看allStations状态正确修改生效。文件格式错误时，程序给出明确提示。</w:t>
-      </w:r>
-    </w:p>
-    <w:p/>
-    <w:p>
-      <w:pPr>
-        <w:rPr>
-          <w:lang w:eastAsia="zh-CN"/>
-        </w:rPr>
-      </w:pPr>
-      <w:r>
-        <w:rPr>
-          <w:b/>
-          <w:lang w:eastAsia="zh-CN"/>
-        </w:rPr>
-        <w:t>（2）恢复初始状态测试</w:t>
-      </w:r>
-    </w:p>
-    <w:p>
-      <w:pPr>
-        <w:rPr>
-          <w:lang w:eastAsia="zh-CN"/>
-        </w:rPr>
-      </w:pPr>
-      <w:r>
-        <w:rPr>
-          <w:lang w:eastAsia="zh-CN"/>
-        </w:rPr>
-        <w:t>执行恢复操作，弹出Y/N确认，选择Y后重新加载Station_init.csv，所有站点恢复为开启状态。测试通过。</w:t>
-      </w:r>
-    </w:p>
-    <w:p>
-      <w:pPr>
-        <w:rPr>
-          <w:lang w:eastAsia="zh-CN"/>
-        </w:rPr>
-      </w:pPr>
-    </w:p>
-    <w:p>
-      <w:pPr>
-        <w:rPr>
-          <w:lang w:eastAsia="zh-CN"/>
-        </w:rPr>
-      </w:pPr>
-      <w:r>
-        <w:rPr>
-          <w:b/>
-          <w:lang w:eastAsia="zh-CN"/>
-        </w:rPr>
-        <w:t>（3）模糊查询测试</w:t>
-      </w:r>
-    </w:p>
-    <w:p>
-      <w:pPr>
-        <w:rPr>
-          <w:lang w:eastAsia="zh-CN"/>
-        </w:rPr>
-      </w:pPr>
-      <w:r>
-        <w:rPr>
-          <w:lang w:eastAsia="zh-CN"/>
-        </w:rPr>
-        <w:t>输入"莘"匹配到"莘庄（1号线）"和"莘庄（5号线）"，稳定多选项选择。输入不存在的关键词，提示未匹配。</w:t>
-      </w:r>
     </w:p>
     <w:p>
       <w:pPr>
@@ -9883,6 +9908,56 @@
     </w:sectPr>
   </w:body>
 </w:document>
+</file>
+
+<file path=word/endnotes.xml><?xml version="1.0" encoding="utf-8"?>
+<w:endnotes xmlns:wpc="http://schemas.microsoft.com/office/word/2010/wordprocessingCanvas" xmlns:cx="http://schemas.microsoft.com/office/drawing/2014/chartex" xmlns:mc="http://schemas.openxmlformats.org/markup-compatibility/2006" xmlns:o="urn:schemas-microsoft-com:office:office" xmlns:r="http://schemas.openxmlformats.org/officeDocument/2006/relationships" xmlns:m="http://schemas.openxmlformats.org/officeDocument/2006/math" xmlns:v="urn:schemas-microsoft-com:vml" xmlns:wp14="http://schemas.microsoft.com/office/word/2010/wordprocessingDrawing" xmlns:wp="http://schemas.openxmlformats.org/drawingml/2006/wordprocessingDrawing" xmlns:w10="urn:schemas-microsoft-com:office:word" xmlns:w="http://schemas.openxmlformats.org/wordprocessingml/2006/main" xmlns:w14="http://schemas.microsoft.com/office/word/2010/wordml" xmlns:w15="http://schemas.microsoft.com/office/word/2012/wordml" xmlns:w16se="http://schemas.microsoft.com/office/word/2015/wordml/symex" xmlns:wpg="http://schemas.microsoft.com/office/word/2010/wordprocessingGroup" xmlns:wpi="http://schemas.microsoft.com/office/word/2010/wordprocessingInk" xmlns:wne="http://schemas.microsoft.com/office/word/2006/wordml" xmlns:wps="http://schemas.microsoft.com/office/word/2010/wordprocessingShape" mc:Ignorable="w14 w15 w16se wp14">
+  <w:endnote w:type="separator" w:id="-1">
+    <w:p>
+      <w:pPr>
+        <w:spacing w:after="0" w:line="240" w:lineRule="auto"/>
+      </w:pPr>
+      <w:r>
+        <w:separator/>
+      </w:r>
+    </w:p>
+  </w:endnote>
+  <w:endnote w:type="continuationSeparator" w:id="0">
+    <w:p>
+      <w:pPr>
+        <w:spacing w:after="0" w:line="240" w:lineRule="auto"/>
+      </w:pPr>
+      <w:r>
+        <w:continuationSeparator/>
+      </w:r>
+    </w:p>
+  </w:endnote>
+</w:endnotes>
+</file>
+
+<file path=word/footnotes.xml><?xml version="1.0" encoding="utf-8"?>
+<w:footnotes xmlns:wpc="http://schemas.microsoft.com/office/word/2010/wordprocessingCanvas" xmlns:cx="http://schemas.microsoft.com/office/drawing/2014/chartex" xmlns:mc="http://schemas.openxmlformats.org/markup-compatibility/2006" xmlns:o="urn:schemas-microsoft-com:office:office" xmlns:r="http://schemas.openxmlformats.org/officeDocument/2006/relationships" xmlns:m="http://schemas.openxmlformats.org/officeDocument/2006/math" xmlns:v="urn:schemas-microsoft-com:vml" xmlns:wp14="http://schemas.microsoft.com/office/word/2010/wordprocessingDrawing" xmlns:wp="http://schemas.openxmlformats.org/drawingml/2006/wordprocessingDrawing" xmlns:w10="urn:schemas-microsoft-com:office:word" xmlns:w="http://schemas.openxmlformats.org/wordprocessingml/2006/main" xmlns:w14="http://schemas.microsoft.com/office/word/2010/wordml" xmlns:w15="http://schemas.microsoft.com/office/word/2012/wordml" xmlns:w16se="http://schemas.microsoft.com/office/word/2015/wordml/symex" xmlns:wpg="http://schemas.microsoft.com/office/word/2010/wordprocessingGroup" xmlns:wpi="http://schemas.microsoft.com/office/word/2010/wordprocessingInk" xmlns:wne="http://schemas.microsoft.com/office/word/2006/wordml" xmlns:wps="http://schemas.microsoft.com/office/word/2010/wordprocessingShape" mc:Ignorable="w14 w15 w16se wp14">
+  <w:footnote w:type="separator" w:id="-1">
+    <w:p>
+      <w:pPr>
+        <w:spacing w:after="0" w:line="240" w:lineRule="auto"/>
+      </w:pPr>
+      <w:r>
+        <w:separator/>
+      </w:r>
+    </w:p>
+  </w:footnote>
+  <w:footnote w:type="continuationSeparator" w:id="0">
+    <w:p>
+      <w:pPr>
+        <w:spacing w:after="0" w:line="240" w:lineRule="auto"/>
+      </w:pPr>
+      <w:r>
+        <w:continuationSeparator/>
+      </w:r>
+    </w:p>
+  </w:footnote>
+</w:footnotes>
 </file>
 
 <file path=word/numbering.xml><?xml version="1.0" encoding="utf-8"?>
@@ -21907,7 +21982,7 @@
 </file>
 
 <file path=customXml/itemProps1.xml><?xml version="1.0" encoding="utf-8"?>
-<ds:datastoreItem xmlns:ds="http://schemas.openxmlformats.org/officeDocument/2006/customXml" ds:itemID="{968652E2-CA53-42FC-A6A4-A20DDCBEA860}">
+<ds:datastoreItem xmlns:ds="http://schemas.openxmlformats.org/officeDocument/2006/customXml" ds:itemID="{C64C5E60-B58A-4BB6-A0BA-FA582B2AADBC}">
   <ds:schemaRefs>
     <ds:schemaRef ds:uri="http://schemas.openxmlformats.org/officeDocument/2006/bibliography"/>
   </ds:schemaRefs>
